--- a/Documentos Base/Sprint 1 documentacion/Sprint_01_Planificado_Realizado_ICARO V1.docx
+++ b/Documentos Base/Sprint 1 documentacion/Sprint_01_Planificado_Realizado_ICARO V1.docx
@@ -83,7 +83,23 @@
           <w:iCs/>
           <w:szCs w:val="28"/>
         </w:rPr>
-        <w:t>: 12/05/2026</w:t>
+        <w:t>: 1</w:t>
+      </w:r>
+      <w:r>
+        <w:rPr>
+          <w:rFonts w:ascii="Calibri" w:hAnsi="Calibri"/>
+          <w:iCs/>
+          <w:szCs w:val="28"/>
+        </w:rPr>
+        <w:t>8</w:t>
+      </w:r>
+      <w:r>
+        <w:rPr>
+          <w:rFonts w:ascii="Calibri" w:hAnsi="Calibri"/>
+          <w:iCs/>
+          <w:szCs w:val="28"/>
+        </w:rPr>
+        <w:t>/05/2026</w:t>
       </w:r>
     </w:p>
     <w:p>
@@ -279,7 +295,23 @@
                 <w:color w:val="000000"/>
                 <w:szCs w:val="28"/>
               </w:rPr>
-              <w:t>12/05/2026</w:t>
+              <w:t>1</w:t>
+            </w:r>
+            <w:r>
+              <w:rPr>
+                <w:rFonts w:ascii="Calibri" w:hAnsi="Calibri"/>
+                <w:color w:val="000000"/>
+                <w:szCs w:val="28"/>
+              </w:rPr>
+              <w:t>8</w:t>
+            </w:r>
+            <w:r>
+              <w:rPr>
+                <w:rFonts w:ascii="Calibri" w:hAnsi="Calibri"/>
+                <w:color w:val="000000"/>
+                <w:szCs w:val="28"/>
+              </w:rPr>
+              <w:t>/05/2026</w:t>
             </w:r>
           </w:p>
         </w:tc>
@@ -576,7 +608,23 @@
                 <w:color w:val="000000"/>
                 <w:szCs w:val="28"/>
               </w:rPr>
-              <w:t>12/05/2026</w:t>
+              <w:t>1</w:t>
+            </w:r>
+            <w:r>
+              <w:rPr>
+                <w:rFonts w:ascii="Calibri" w:hAnsi="Calibri"/>
+                <w:color w:val="000000"/>
+                <w:szCs w:val="28"/>
+              </w:rPr>
+              <w:t>3</w:t>
+            </w:r>
+            <w:r>
+              <w:rPr>
+                <w:rFonts w:ascii="Calibri" w:hAnsi="Calibri"/>
+                <w:color w:val="000000"/>
+                <w:szCs w:val="28"/>
+              </w:rPr>
+              <w:t>/05/2026</w:t>
             </w:r>
           </w:p>
         </w:tc>
@@ -3279,14 +3327,14 @@
         <w:tblLook w:val="04A0" w:firstRow="1" w:lastRow="0" w:firstColumn="1" w:lastColumn="0" w:noHBand="0" w:noVBand="1"/>
       </w:tblPr>
       <w:tblGrid>
-        <w:gridCol w:w="4819"/>
-        <w:gridCol w:w="1984"/>
-        <w:gridCol w:w="1984"/>
+        <w:gridCol w:w="2943"/>
+        <w:gridCol w:w="3860"/>
+        <w:gridCol w:w="3086"/>
       </w:tblGrid>
       <w:tr>
         <w:tc>
           <w:tcPr>
-            <w:tcW w:w="4819" w:type="dxa"/>
+            <w:tcW w:w="2943" w:type="dxa"/>
             <w:shd w:val="clear" w:color="auto" w:fill="1F3864"/>
             <w:vAlign w:val="center"/>
           </w:tcPr>
@@ -3309,7 +3357,7 @@
         </w:tc>
         <w:tc>
           <w:tcPr>
-            <w:tcW w:w="1984" w:type="dxa"/>
+            <w:tcW w:w="3860" w:type="dxa"/>
             <w:shd w:val="clear" w:color="auto" w:fill="1F3864"/>
             <w:vAlign w:val="center"/>
           </w:tcPr>
@@ -3333,7 +3381,7 @@
         </w:tc>
         <w:tc>
           <w:tcPr>
-            <w:tcW w:w="1984" w:type="dxa"/>
+            <w:tcW w:w="3086" w:type="dxa"/>
             <w:shd w:val="clear" w:color="auto" w:fill="1F3864"/>
             <w:vAlign w:val="center"/>
           </w:tcPr>
@@ -3359,7 +3407,7 @@
       <w:tr>
         <w:tc>
           <w:tcPr>
-            <w:tcW w:w="4819" w:type="dxa"/>
+            <w:tcW w:w="2943" w:type="dxa"/>
             <w:shd w:val="clear" w:color="auto" w:fill="FFFFFF"/>
             <w:vAlign w:val="center"/>
           </w:tcPr>
@@ -3372,7 +3420,6 @@
             <w:r>
               <w:rPr>
                 <w:rFonts w:ascii="Calibri" w:hAnsi="Calibri"/>
-                <w:color w:val="1F3864"/>
                 <w:szCs w:val="28"/>
               </w:rPr>
               <w:t>Story Points totales</w:t>
@@ -3381,7 +3428,7 @@
         </w:tc>
         <w:tc>
           <w:tcPr>
-            <w:tcW w:w="1984" w:type="dxa"/>
+            <w:tcW w:w="3860" w:type="dxa"/>
             <w:shd w:val="clear" w:color="auto" w:fill="FFFFFF"/>
             <w:vAlign w:val="center"/>
           </w:tcPr>
@@ -3404,7 +3451,7 @@
         </w:tc>
         <w:tc>
           <w:tcPr>
-            <w:tcW w:w="1984" w:type="dxa"/>
+            <w:tcW w:w="3086" w:type="dxa"/>
             <w:shd w:val="clear" w:color="auto" w:fill="FFFFFF"/>
             <w:vAlign w:val="center"/>
           </w:tcPr>
@@ -3429,7 +3476,7 @@
       <w:tr>
         <w:tc>
           <w:tcPr>
-            <w:tcW w:w="4819" w:type="dxa"/>
+            <w:tcW w:w="2943" w:type="dxa"/>
             <w:shd w:val="clear" w:color="auto" w:fill="D9E1F2"/>
             <w:vAlign w:val="center"/>
           </w:tcPr>
@@ -3442,7 +3489,6 @@
             <w:r>
               <w:rPr>
                 <w:rFonts w:ascii="Calibri" w:hAnsi="Calibri"/>
-                <w:color w:val="1F3864"/>
                 <w:szCs w:val="28"/>
               </w:rPr>
               <w:t>N° historias de usuario (HU)</w:t>
@@ -3451,7 +3497,7 @@
         </w:tc>
         <w:tc>
           <w:tcPr>
-            <w:tcW w:w="1984" w:type="dxa"/>
+            <w:tcW w:w="3860" w:type="dxa"/>
             <w:shd w:val="clear" w:color="auto" w:fill="F2F2F2"/>
             <w:vAlign w:val="center"/>
           </w:tcPr>
@@ -3474,7 +3520,7 @@
         </w:tc>
         <w:tc>
           <w:tcPr>
-            <w:tcW w:w="1984" w:type="dxa"/>
+            <w:tcW w:w="3086" w:type="dxa"/>
             <w:shd w:val="clear" w:color="auto" w:fill="F2F2F2"/>
             <w:vAlign w:val="center"/>
           </w:tcPr>
@@ -3499,7 +3545,7 @@
       <w:tr>
         <w:tc>
           <w:tcPr>
-            <w:tcW w:w="4819" w:type="dxa"/>
+            <w:tcW w:w="2943" w:type="dxa"/>
             <w:shd w:val="clear" w:color="auto" w:fill="FFFFFF"/>
             <w:vAlign w:val="center"/>
           </w:tcPr>
@@ -3512,7 +3558,6 @@
             <w:r>
               <w:rPr>
                 <w:rFonts w:ascii="Calibri" w:hAnsi="Calibri"/>
-                <w:color w:val="1F3864"/>
                 <w:szCs w:val="28"/>
               </w:rPr>
               <w:t>N° historias técnicas (HT)</w:t>
@@ -3521,7 +3566,7 @@
         </w:tc>
         <w:tc>
           <w:tcPr>
-            <w:tcW w:w="1984" w:type="dxa"/>
+            <w:tcW w:w="3860" w:type="dxa"/>
             <w:shd w:val="clear" w:color="auto" w:fill="FFFFFF"/>
             <w:vAlign w:val="center"/>
           </w:tcPr>
@@ -3544,7 +3589,7 @@
         </w:tc>
         <w:tc>
           <w:tcPr>
-            <w:tcW w:w="1984" w:type="dxa"/>
+            <w:tcW w:w="3086" w:type="dxa"/>
             <w:shd w:val="clear" w:color="auto" w:fill="FFFFFF"/>
             <w:vAlign w:val="center"/>
           </w:tcPr>
@@ -3569,7 +3614,7 @@
       <w:tr>
         <w:tc>
           <w:tcPr>
-            <w:tcW w:w="4819" w:type="dxa"/>
+            <w:tcW w:w="2943" w:type="dxa"/>
             <w:shd w:val="clear" w:color="auto" w:fill="D9E1F2"/>
             <w:vAlign w:val="center"/>
           </w:tcPr>
@@ -3582,7 +3627,6 @@
             <w:r>
               <w:rPr>
                 <w:rFonts w:ascii="Calibri" w:hAnsi="Calibri"/>
-                <w:color w:val="1F3864"/>
                 <w:szCs w:val="28"/>
               </w:rPr>
               <w:t>N° ítems del backlog</w:t>
@@ -3591,7 +3635,7 @@
         </w:tc>
         <w:tc>
           <w:tcPr>
-            <w:tcW w:w="1984" w:type="dxa"/>
+            <w:tcW w:w="3860" w:type="dxa"/>
             <w:shd w:val="clear" w:color="auto" w:fill="F2F2F2"/>
             <w:vAlign w:val="center"/>
           </w:tcPr>
@@ -3614,7 +3658,7 @@
         </w:tc>
         <w:tc>
           <w:tcPr>
-            <w:tcW w:w="1984" w:type="dxa"/>
+            <w:tcW w:w="3086" w:type="dxa"/>
             <w:shd w:val="clear" w:color="auto" w:fill="F2F2F2"/>
             <w:vAlign w:val="center"/>
           </w:tcPr>
@@ -3639,7 +3683,7 @@
       <w:tr>
         <w:tc>
           <w:tcPr>
-            <w:tcW w:w="4819" w:type="dxa"/>
+            <w:tcW w:w="2943" w:type="dxa"/>
             <w:shd w:val="clear" w:color="auto" w:fill="FFFFFF"/>
             <w:vAlign w:val="center"/>
           </w:tcPr>
@@ -3652,7 +3696,6 @@
             <w:r>
               <w:rPr>
                 <w:rFonts w:ascii="Calibri" w:hAnsi="Calibri"/>
-                <w:color w:val="1F3864"/>
                 <w:szCs w:val="28"/>
               </w:rPr>
               <w:t>N° ítems completados</w:t>
@@ -3661,7 +3704,7 @@
         </w:tc>
         <w:tc>
           <w:tcPr>
-            <w:tcW w:w="1984" w:type="dxa"/>
+            <w:tcW w:w="3860" w:type="dxa"/>
             <w:shd w:val="clear" w:color="auto" w:fill="FFFFFF"/>
             <w:vAlign w:val="center"/>
           </w:tcPr>
@@ -3684,7 +3727,7 @@
         </w:tc>
         <w:tc>
           <w:tcPr>
-            <w:tcW w:w="1984" w:type="dxa"/>
+            <w:tcW w:w="3086" w:type="dxa"/>
             <w:shd w:val="clear" w:color="auto" w:fill="FFFFFF"/>
             <w:vAlign w:val="center"/>
           </w:tcPr>
@@ -3709,7 +3752,7 @@
       <w:tr>
         <w:tc>
           <w:tcPr>
-            <w:tcW w:w="4819" w:type="dxa"/>
+            <w:tcW w:w="2943" w:type="dxa"/>
             <w:shd w:val="clear" w:color="auto" w:fill="D9E1F2"/>
             <w:vAlign w:val="center"/>
           </w:tcPr>
@@ -3722,7 +3765,6 @@
             <w:r>
               <w:rPr>
                 <w:rFonts w:ascii="Calibri" w:hAnsi="Calibri"/>
-                <w:color w:val="1F3864"/>
                 <w:szCs w:val="28"/>
               </w:rPr>
               <w:t>N° ítems bloqueados</w:t>
@@ -3731,7 +3773,7 @@
         </w:tc>
         <w:tc>
           <w:tcPr>
-            <w:tcW w:w="1984" w:type="dxa"/>
+            <w:tcW w:w="3860" w:type="dxa"/>
             <w:shd w:val="clear" w:color="auto" w:fill="F2F2F2"/>
             <w:vAlign w:val="center"/>
           </w:tcPr>
@@ -3754,7 +3796,7 @@
         </w:tc>
         <w:tc>
           <w:tcPr>
-            <w:tcW w:w="1984" w:type="dxa"/>
+            <w:tcW w:w="3086" w:type="dxa"/>
             <w:shd w:val="clear" w:color="auto" w:fill="F2F2F2"/>
             <w:vAlign w:val="center"/>
           </w:tcPr>
@@ -3779,7 +3821,7 @@
       <w:tr>
         <w:tc>
           <w:tcPr>
-            <w:tcW w:w="4819" w:type="dxa"/>
+            <w:tcW w:w="2943" w:type="dxa"/>
             <w:shd w:val="clear" w:color="auto" w:fill="FFFFFF"/>
             <w:vAlign w:val="center"/>
           </w:tcPr>
@@ -3792,7 +3834,6 @@
             <w:r>
               <w:rPr>
                 <w:rFonts w:ascii="Calibri" w:hAnsi="Calibri"/>
-                <w:color w:val="1F3864"/>
                 <w:szCs w:val="28"/>
               </w:rPr>
               <w:t>N° ítems no completados</w:t>
@@ -3801,7 +3842,7 @@
         </w:tc>
         <w:tc>
           <w:tcPr>
-            <w:tcW w:w="1984" w:type="dxa"/>
+            <w:tcW w:w="3860" w:type="dxa"/>
             <w:shd w:val="clear" w:color="auto" w:fill="FFFFFF"/>
             <w:vAlign w:val="center"/>
           </w:tcPr>
@@ -3824,7 +3865,7 @@
         </w:tc>
         <w:tc>
           <w:tcPr>
-            <w:tcW w:w="1984" w:type="dxa"/>
+            <w:tcW w:w="3086" w:type="dxa"/>
             <w:shd w:val="clear" w:color="auto" w:fill="FFFFFF"/>
             <w:vAlign w:val="center"/>
           </w:tcPr>
@@ -3849,7 +3890,7 @@
       <w:tr>
         <w:tc>
           <w:tcPr>
-            <w:tcW w:w="4819" w:type="dxa"/>
+            <w:tcW w:w="2943" w:type="dxa"/>
             <w:shd w:val="clear" w:color="auto" w:fill="D9E1F2"/>
             <w:vAlign w:val="center"/>
           </w:tcPr>
@@ -3862,7 +3903,6 @@
             <w:r>
               <w:rPr>
                 <w:rFonts w:ascii="Calibri" w:hAnsi="Calibri"/>
-                <w:color w:val="1F3864"/>
                 <w:szCs w:val="28"/>
               </w:rPr>
               <w:t>Velocidad real (SP / semana)</w:t>
@@ -3871,7 +3911,7 @@
         </w:tc>
         <w:tc>
           <w:tcPr>
-            <w:tcW w:w="1984" w:type="dxa"/>
+            <w:tcW w:w="3860" w:type="dxa"/>
             <w:shd w:val="clear" w:color="auto" w:fill="F2F2F2"/>
             <w:vAlign w:val="center"/>
           </w:tcPr>
@@ -3894,7 +3934,7 @@
         </w:tc>
         <w:tc>
           <w:tcPr>
-            <w:tcW w:w="1984" w:type="dxa"/>
+            <w:tcW w:w="3086" w:type="dxa"/>
             <w:shd w:val="clear" w:color="auto" w:fill="F2F2F2"/>
             <w:vAlign w:val="center"/>
           </w:tcPr>
@@ -3919,7 +3959,7 @@
       <w:tr>
         <w:tc>
           <w:tcPr>
-            <w:tcW w:w="4819" w:type="dxa"/>
+            <w:tcW w:w="2943" w:type="dxa"/>
             <w:shd w:val="clear" w:color="auto" w:fill="FFFFFF"/>
             <w:vAlign w:val="center"/>
           </w:tcPr>
@@ -3932,7 +3972,6 @@
             <w:r>
               <w:rPr>
                 <w:rFonts w:ascii="Calibri" w:hAnsi="Calibri"/>
-                <w:color w:val="1F3864"/>
                 <w:szCs w:val="28"/>
               </w:rPr>
               <w:t>% Cumplimiento del sprint</w:t>
@@ -3941,7 +3980,7 @@
         </w:tc>
         <w:tc>
           <w:tcPr>
-            <w:tcW w:w="1984" w:type="dxa"/>
+            <w:tcW w:w="3860" w:type="dxa"/>
             <w:shd w:val="clear" w:color="auto" w:fill="FFFFFF"/>
             <w:vAlign w:val="center"/>
           </w:tcPr>
@@ -3964,7 +4003,7 @@
         </w:tc>
         <w:tc>
           <w:tcPr>
-            <w:tcW w:w="1984" w:type="dxa"/>
+            <w:tcW w:w="3086" w:type="dxa"/>
             <w:shd w:val="clear" w:color="auto" w:fill="FFFFFF"/>
             <w:vAlign w:val="center"/>
           </w:tcPr>
@@ -4247,7 +4286,7 @@
       </w:tblPr>
       <w:tblGrid>
         <w:gridCol w:w="1143"/>
-        <w:gridCol w:w="6024"/>
+        <w:gridCol w:w="8179"/>
       </w:tblGrid>
       <w:tr>
         <w:trPr>
@@ -4277,7 +4316,7 @@
         </w:tc>
         <w:tc>
           <w:tcPr>
-            <w:tcW w:w="0" w:type="auto"/>
+            <w:tcW w:w="8179" w:type="dxa"/>
             <w:tcBorders>
               <w:top w:val="none" w:sz="0" w:space="0" w:color="auto"/>
               <w:left w:val="none" w:sz="0" w:space="0" w:color="auto"/>
@@ -4328,7 +4367,7 @@
         </w:tc>
         <w:tc>
           <w:tcPr>
-            <w:tcW w:w="0" w:type="auto"/>
+            <w:tcW w:w="8179" w:type="dxa"/>
             <w:shd w:val="clear" w:color="auto" w:fill="FFFFFF" w:themeFill="background1"/>
             <w:hideMark/>
           </w:tcPr>
@@ -4371,7 +4410,7 @@
         </w:tc>
         <w:tc>
           <w:tcPr>
-            <w:tcW w:w="0" w:type="auto"/>
+            <w:tcW w:w="8179" w:type="dxa"/>
             <w:shd w:val="clear" w:color="auto" w:fill="FFFFFF" w:themeFill="background1"/>
             <w:hideMark/>
           </w:tcPr>
@@ -4416,7 +4455,7 @@
         </w:tc>
         <w:tc>
           <w:tcPr>
-            <w:tcW w:w="0" w:type="auto"/>
+            <w:tcW w:w="8179" w:type="dxa"/>
             <w:shd w:val="clear" w:color="auto" w:fill="FFFFFF" w:themeFill="background1"/>
             <w:hideMark/>
           </w:tcPr>
@@ -4458,7 +4497,7 @@
         </w:tc>
         <w:tc>
           <w:tcPr>
-            <w:tcW w:w="0" w:type="auto"/>
+            <w:tcW w:w="8179" w:type="dxa"/>
             <w:shd w:val="clear" w:color="auto" w:fill="FFFFFF" w:themeFill="background1"/>
             <w:hideMark/>
           </w:tcPr>
@@ -4503,7 +4542,7 @@
         </w:tc>
         <w:tc>
           <w:tcPr>
-            <w:tcW w:w="0" w:type="auto"/>
+            <w:tcW w:w="8179" w:type="dxa"/>
             <w:shd w:val="clear" w:color="auto" w:fill="FFFFFF" w:themeFill="background1"/>
             <w:hideMark/>
           </w:tcPr>
@@ -4545,7 +4584,7 @@
         </w:tc>
         <w:tc>
           <w:tcPr>
-            <w:tcW w:w="0" w:type="auto"/>
+            <w:tcW w:w="8179" w:type="dxa"/>
             <w:shd w:val="clear" w:color="auto" w:fill="FFFFFF" w:themeFill="background1"/>
             <w:hideMark/>
           </w:tcPr>
@@ -4590,7 +4629,7 @@
         </w:tc>
         <w:tc>
           <w:tcPr>
-            <w:tcW w:w="0" w:type="auto"/>
+            <w:tcW w:w="8179" w:type="dxa"/>
             <w:shd w:val="clear" w:color="auto" w:fill="FFFFFF" w:themeFill="background1"/>
             <w:hideMark/>
           </w:tcPr>
@@ -4632,7 +4671,7 @@
         </w:tc>
         <w:tc>
           <w:tcPr>
-            <w:tcW w:w="0" w:type="auto"/>
+            <w:tcW w:w="8179" w:type="dxa"/>
             <w:shd w:val="clear" w:color="auto" w:fill="FFFFFF" w:themeFill="background1"/>
             <w:hideMark/>
           </w:tcPr>
@@ -4677,7 +4716,7 @@
         </w:tc>
         <w:tc>
           <w:tcPr>
-            <w:tcW w:w="0" w:type="auto"/>
+            <w:tcW w:w="8179" w:type="dxa"/>
             <w:shd w:val="clear" w:color="auto" w:fill="FFFFFF" w:themeFill="background1"/>
             <w:hideMark/>
           </w:tcPr>

--- a/Documentos Base/Sprint 1 documentacion/Sprint_01_Planificado_Realizado_ICARO V1.docx
+++ b/Documentos Base/Sprint 1 documentacion/Sprint_01_Planificado_Realizado_ICARO V1.docx
@@ -4199,16 +4199,50 @@
           <w:p>
             <w:pPr>
               <w:rPr>
-                <w:szCs w:val="28"/>
-              </w:rPr>
-            </w:pPr>
-            <w:r>
-              <w:rPr>
                 <w:rFonts w:ascii="Calibri" w:hAnsi="Calibri"/>
                 <w:color w:val="000000"/>
                 <w:szCs w:val="28"/>
               </w:rPr>
-              <w:t>1. Definir los roles canónicos como constantes centralizadas desde el inicio evita inconsistencias. 2. Las pruebas automatizadas de seguridad detectaron casos borde en la validación de tokens. 3. La auditoría automática (AuditLog) resulta más eficiente como middleware que como lógica en cada controlador.</w:t>
+            </w:pPr>
+            <w:r>
+              <w:rPr>
+                <w:rFonts w:ascii="Calibri" w:hAnsi="Calibri"/>
+                <w:color w:val="000000"/>
+                <w:szCs w:val="28"/>
+              </w:rPr>
+              <w:t xml:space="preserve">1. Definir los roles canónicos como constantes centralizadas desde el inicio evita inconsistencias. </w:t>
+            </w:r>
+          </w:p>
+          <w:p>
+            <w:pPr>
+              <w:rPr>
+                <w:rFonts w:ascii="Calibri" w:hAnsi="Calibri"/>
+                <w:color w:val="000000"/>
+                <w:szCs w:val="28"/>
+              </w:rPr>
+            </w:pPr>
+            <w:r>
+              <w:rPr>
+                <w:rFonts w:ascii="Calibri" w:hAnsi="Calibri"/>
+                <w:color w:val="000000"/>
+                <w:szCs w:val="28"/>
+              </w:rPr>
+              <w:t xml:space="preserve">2. Las pruebas automatizadas de seguridad detectaron casos borde en la validación de tokens. </w:t>
+            </w:r>
+          </w:p>
+          <w:p>
+            <w:pPr>
+              <w:rPr>
+                <w:szCs w:val="28"/>
+              </w:rPr>
+            </w:pPr>
+            <w:r>
+              <w:rPr>
+                <w:rFonts w:ascii="Calibri" w:hAnsi="Calibri"/>
+                <w:color w:val="000000"/>
+                <w:szCs w:val="28"/>
+              </w:rPr>
+              <w:t>3. La auditoría automática (AuditLog) resulta más eficiente como middleware que como lógica en cada controlador.</w:t>
             </w:r>
           </w:p>
         </w:tc>
@@ -4272,94 +4306,75 @@
     </w:p>
     <w:tbl>
       <w:tblPr>
-        <w:tblStyle w:val="Tablaconcuadrcula4-nfasis1"/>
+        <w:tblStyle w:val="Tablaconcuadrcula"/>
         <w:tblW w:w="0" w:type="auto"/>
-        <w:tblBorders>
-          <w:top w:val="single" w:sz="4" w:space="0" w:color="auto"/>
-          <w:left w:val="single" w:sz="4" w:space="0" w:color="auto"/>
-          <w:bottom w:val="single" w:sz="4" w:space="0" w:color="auto"/>
-          <w:right w:val="single" w:sz="4" w:space="0" w:color="auto"/>
-          <w:insideH w:val="single" w:sz="4" w:space="0" w:color="auto"/>
-          <w:insideV w:val="single" w:sz="4" w:space="0" w:color="auto"/>
-        </w:tblBorders>
         <w:tblLook w:val="04A0" w:firstRow="1" w:lastRow="0" w:firstColumn="1" w:lastColumn="0" w:noHBand="0" w:noVBand="1"/>
       </w:tblPr>
       <w:tblGrid>
-        <w:gridCol w:w="1143"/>
-        <w:gridCol w:w="8179"/>
+        <w:gridCol w:w="1242"/>
+        <w:gridCol w:w="3686"/>
       </w:tblGrid>
       <w:tr>
-        <w:trPr>
-          <w:cnfStyle w:val="100000000000" w:firstRow="1" w:lastRow="0" w:firstColumn="0" w:lastColumn="0" w:oddVBand="0" w:evenVBand="0" w:oddHBand="0" w:evenHBand="0" w:firstRowFirstColumn="0" w:firstRowLastColumn="0" w:lastRowFirstColumn="0" w:lastRowLastColumn="0"/>
-        </w:trPr>
-        <w:tc>
-          <w:tcPr>
-            <w:cnfStyle w:val="001000000000" w:firstRow="0" w:lastRow="0" w:firstColumn="1" w:lastColumn="0" w:oddVBand="0" w:evenVBand="0" w:oddHBand="0" w:evenHBand="0" w:firstRowFirstColumn="0" w:firstRowLastColumn="0" w:lastRowFirstColumn="0" w:lastRowLastColumn="0"/>
-            <w:tcW w:w="0" w:type="auto"/>
-            <w:tcBorders>
-              <w:top w:val="none" w:sz="0" w:space="0" w:color="auto"/>
-              <w:left w:val="none" w:sz="0" w:space="0" w:color="auto"/>
-              <w:bottom w:val="none" w:sz="0" w:space="0" w:color="auto"/>
-              <w:right w:val="none" w:sz="0" w:space="0" w:color="auto"/>
-            </w:tcBorders>
-            <w:shd w:val="clear" w:color="auto" w:fill="0F243E" w:themeFill="text2" w:themeFillShade="80"/>
-            <w:hideMark/>
-          </w:tcPr>
-          <w:p>
-            <w:pPr>
-              <w:spacing w:line="276" w:lineRule="auto"/>
-            </w:pPr>
-            <w:r>
+        <w:tc>
+          <w:tcPr>
+            <w:tcW w:w="1242" w:type="dxa"/>
+            <w:shd w:val="clear" w:color="auto" w:fill="1F3864"/>
+          </w:tcPr>
+          <w:p>
+            <w:pPr>
+              <w:rPr>
+                <w:szCs w:val="28"/>
+              </w:rPr>
+            </w:pPr>
+            <w:r>
+              <w:rPr>
+                <w:b/>
+                <w:color w:val="FFFFFF"/>
+                <w:szCs w:val="28"/>
+              </w:rPr>
               <w:t>Sigla</w:t>
             </w:r>
           </w:p>
         </w:tc>
         <w:tc>
           <w:tcPr>
-            <w:tcW w:w="8179" w:type="dxa"/>
-            <w:tcBorders>
-              <w:top w:val="none" w:sz="0" w:space="0" w:color="auto"/>
-              <w:left w:val="none" w:sz="0" w:space="0" w:color="auto"/>
-              <w:bottom w:val="none" w:sz="0" w:space="0" w:color="auto"/>
-              <w:right w:val="none" w:sz="0" w:space="0" w:color="auto"/>
-            </w:tcBorders>
-            <w:shd w:val="clear" w:color="auto" w:fill="0F243E" w:themeFill="text2" w:themeFillShade="80"/>
-            <w:hideMark/>
-          </w:tcPr>
-          <w:p>
-            <w:pPr>
-              <w:spacing w:line="276" w:lineRule="auto"/>
-              <w:cnfStyle w:val="100000000000" w:firstRow="1" w:lastRow="0" w:firstColumn="0" w:lastColumn="0" w:oddVBand="0" w:evenVBand="0" w:oddHBand="0" w:evenHBand="0" w:firstRowFirstColumn="0" w:firstRowLastColumn="0" w:lastRowFirstColumn="0" w:lastRowLastColumn="0"/>
-            </w:pPr>
-            <w:r>
+            <w:tcW w:w="3686" w:type="dxa"/>
+            <w:shd w:val="clear" w:color="auto" w:fill="1F3864"/>
+          </w:tcPr>
+          <w:p>
+            <w:pPr>
+              <w:rPr>
+                <w:szCs w:val="28"/>
+              </w:rPr>
+            </w:pPr>
+            <w:r>
+              <w:rPr>
+                <w:b/>
+                <w:color w:val="FFFFFF"/>
+                <w:szCs w:val="28"/>
+              </w:rPr>
               <w:t>Significado</w:t>
             </w:r>
           </w:p>
         </w:tc>
       </w:tr>
       <w:tr>
-        <w:trPr>
-          <w:cnfStyle w:val="000000100000" w:firstRow="0" w:lastRow="0" w:firstColumn="0" w:lastColumn="0" w:oddVBand="0" w:evenVBand="0" w:oddHBand="1" w:evenHBand="0" w:firstRowFirstColumn="0" w:firstRowLastColumn="0" w:lastRowFirstColumn="0" w:lastRowLastColumn="0"/>
-        </w:trPr>
-        <w:tc>
-          <w:tcPr>
-            <w:cnfStyle w:val="001000000000" w:firstRow="0" w:lastRow="0" w:firstColumn="1" w:lastColumn="0" w:oddVBand="0" w:evenVBand="0" w:oddHBand="0" w:evenHBand="0" w:firstRowFirstColumn="0" w:firstRowLastColumn="0" w:lastRowFirstColumn="0" w:lastRowLastColumn="0"/>
-            <w:tcW w:w="0" w:type="auto"/>
-            <w:shd w:val="clear" w:color="auto" w:fill="B8CCE4" w:themeFill="accent1" w:themeFillTint="66"/>
-            <w:hideMark/>
-          </w:tcPr>
-          <w:p>
-            <w:pPr>
-              <w:spacing w:line="276" w:lineRule="auto"/>
-              <w:rPr>
-                <w:b w:val="0"/>
-                <w:bCs w:val="0"/>
-              </w:rPr>
-            </w:pPr>
-            <w:r>
-              <w:rPr>
-                <w:b w:val="0"/>
-                <w:bCs w:val="0"/>
+        <w:tc>
+          <w:tcPr>
+            <w:tcW w:w="1242" w:type="dxa"/>
+            <w:shd w:val="clear" w:color="auto" w:fill="D9E1F2"/>
+          </w:tcPr>
+          <w:p>
+            <w:pPr>
+              <w:rPr>
+                <w:szCs w:val="28"/>
+              </w:rPr>
+            </w:pPr>
+            <w:r>
+              <w:rPr>
+                <w:b/>
+                <w:color w:val="000000"/>
+                <w:szCs w:val="28"/>
               </w:rPr>
               <w:t>SP</w:t>
             </w:r>
@@ -4367,17 +4382,21 @@
         </w:tc>
         <w:tc>
           <w:tcPr>
-            <w:tcW w:w="8179" w:type="dxa"/>
-            <w:shd w:val="clear" w:color="auto" w:fill="FFFFFF" w:themeFill="background1"/>
-            <w:hideMark/>
-          </w:tcPr>
-          <w:p>
-            <w:pPr>
-              <w:spacing w:line="276" w:lineRule="auto"/>
-              <w:cnfStyle w:val="000000100000" w:firstRow="0" w:lastRow="0" w:firstColumn="0" w:lastColumn="0" w:oddVBand="0" w:evenVBand="0" w:oddHBand="1" w:evenHBand="0" w:firstRowFirstColumn="0" w:firstRowLastColumn="0" w:lastRowFirstColumn="0" w:lastRowLastColumn="0"/>
-            </w:pPr>
-            <w:r>
-              <w:t>Story Point — unidad de estimación de esfuerzo</w:t>
+            <w:tcW w:w="3686" w:type="dxa"/>
+            <w:shd w:val="clear" w:color="auto" w:fill="D9E1F2"/>
+          </w:tcPr>
+          <w:p>
+            <w:pPr>
+              <w:rPr>
+                <w:szCs w:val="28"/>
+              </w:rPr>
+            </w:pPr>
+            <w:r>
+              <w:rPr>
+                <w:color w:val="000000"/>
+                <w:szCs w:val="28"/>
+              </w:rPr>
+              <w:t>Story Point</w:t>
             </w:r>
           </w:p>
         </w:tc>
@@ -4385,87 +4404,86 @@
       <w:tr>
         <w:tc>
           <w:tcPr>
-            <w:cnfStyle w:val="001000000000" w:firstRow="0" w:lastRow="0" w:firstColumn="1" w:lastColumn="0" w:oddVBand="0" w:evenVBand="0" w:oddHBand="0" w:evenHBand="0" w:firstRowFirstColumn="0" w:firstRowLastColumn="0" w:lastRowFirstColumn="0" w:lastRowLastColumn="0"/>
-            <w:tcW w:w="0" w:type="auto"/>
-            <w:shd w:val="clear" w:color="auto" w:fill="B8CCE4" w:themeFill="accent1" w:themeFillTint="66"/>
-            <w:hideMark/>
-          </w:tcPr>
-          <w:p>
-            <w:pPr>
-              <w:spacing w:line="276" w:lineRule="auto"/>
-              <w:rPr>
-                <w:b w:val="0"/>
-                <w:bCs w:val="0"/>
-              </w:rPr>
-            </w:pPr>
-            <w:r>
-              <w:rPr>
-                <w:b w:val="0"/>
-                <w:bCs w:val="0"/>
+            <w:tcW w:w="1242" w:type="dxa"/>
+            <w:shd w:val="clear" w:color="auto" w:fill="FFFFFF"/>
+          </w:tcPr>
+          <w:p>
+            <w:pPr>
+              <w:rPr>
+                <w:szCs w:val="28"/>
+              </w:rPr>
+            </w:pPr>
+            <w:r>
+              <w:rPr>
+                <w:b/>
+                <w:color w:val="000000"/>
+                <w:szCs w:val="28"/>
               </w:rPr>
               <w:lastRenderedPageBreak/>
-              <w:t>AM</w:t>
-            </w:r>
-          </w:p>
-        </w:tc>
-        <w:tc>
-          <w:tcPr>
-            <w:tcW w:w="8179" w:type="dxa"/>
-            <w:shd w:val="clear" w:color="auto" w:fill="FFFFFF" w:themeFill="background1"/>
-            <w:hideMark/>
-          </w:tcPr>
-          <w:p>
-            <w:pPr>
-              <w:spacing w:line="276" w:lineRule="auto"/>
-              <w:cnfStyle w:val="000000000000" w:firstRow="0" w:lastRow="0" w:firstColumn="0" w:lastColumn="0" w:oddVBand="0" w:evenVBand="0" w:oddHBand="0" w:evenHBand="0" w:firstRowFirstColumn="0" w:firstRowLastColumn="0" w:lastRowFirstColumn="0" w:lastRowLastColumn="0"/>
-            </w:pPr>
-            <w:r>
-              <w:t>Actividad de Montaje — ítem técnico de infraestructura</w:t>
+              <w:t>HU</w:t>
+            </w:r>
+          </w:p>
+        </w:tc>
+        <w:tc>
+          <w:tcPr>
+            <w:tcW w:w="3686" w:type="dxa"/>
+            <w:shd w:val="clear" w:color="auto" w:fill="FFFFFF"/>
+          </w:tcPr>
+          <w:p>
+            <w:pPr>
+              <w:rPr>
+                <w:szCs w:val="28"/>
+              </w:rPr>
+            </w:pPr>
+            <w:r>
+              <w:rPr>
+                <w:color w:val="000000"/>
+                <w:szCs w:val="28"/>
+              </w:rPr>
+              <w:t>Historia de Usuario</w:t>
             </w:r>
           </w:p>
         </w:tc>
       </w:tr>
       <w:tr>
-        <w:trPr>
-          <w:cnfStyle w:val="000000100000" w:firstRow="0" w:lastRow="0" w:firstColumn="0" w:lastColumn="0" w:oddVBand="0" w:evenVBand="0" w:oddHBand="1" w:evenHBand="0" w:firstRowFirstColumn="0" w:firstRowLastColumn="0" w:lastRowFirstColumn="0" w:lastRowLastColumn="0"/>
-        </w:trPr>
-        <w:tc>
-          <w:tcPr>
-            <w:cnfStyle w:val="001000000000" w:firstRow="0" w:lastRow="0" w:firstColumn="1" w:lastColumn="0" w:oddVBand="0" w:evenVBand="0" w:oddHBand="0" w:evenHBand="0" w:firstRowFirstColumn="0" w:firstRowLastColumn="0" w:lastRowFirstColumn="0" w:lastRowLastColumn="0"/>
-            <w:tcW w:w="0" w:type="auto"/>
-            <w:shd w:val="clear" w:color="auto" w:fill="B8CCE4" w:themeFill="accent1" w:themeFillTint="66"/>
-            <w:hideMark/>
-          </w:tcPr>
-          <w:p>
-            <w:pPr>
-              <w:spacing w:line="276" w:lineRule="auto"/>
-              <w:rPr>
-                <w:b w:val="0"/>
-                <w:bCs w:val="0"/>
-              </w:rPr>
-            </w:pPr>
-            <w:r>
-              <w:rPr>
-                <w:b w:val="0"/>
-                <w:bCs w:val="0"/>
-              </w:rPr>
-              <w:t>HU</w:t>
-            </w:r>
-          </w:p>
-        </w:tc>
-        <w:tc>
-          <w:tcPr>
-            <w:tcW w:w="8179" w:type="dxa"/>
-            <w:shd w:val="clear" w:color="auto" w:fill="FFFFFF" w:themeFill="background1"/>
-            <w:hideMark/>
-          </w:tcPr>
-          <w:p>
-            <w:pPr>
-              <w:spacing w:line="276" w:lineRule="auto"/>
-              <w:cnfStyle w:val="000000100000" w:firstRow="0" w:lastRow="0" w:firstColumn="0" w:lastColumn="0" w:oddVBand="0" w:evenVBand="0" w:oddHBand="1" w:evenHBand="0" w:firstRowFirstColumn="0" w:firstRowLastColumn="0" w:lastRowFirstColumn="0" w:lastRowLastColumn="0"/>
-            </w:pPr>
-            <w:r>
-              <w:t>Historia de Usuario</w:t>
+        <w:tc>
+          <w:tcPr>
+            <w:tcW w:w="1242" w:type="dxa"/>
+            <w:shd w:val="clear" w:color="auto" w:fill="D9E1F2"/>
+          </w:tcPr>
+          <w:p>
+            <w:pPr>
+              <w:rPr>
+                <w:szCs w:val="28"/>
+              </w:rPr>
+            </w:pPr>
+            <w:r>
+              <w:rPr>
+                <w:b/>
+                <w:color w:val="000000"/>
+                <w:szCs w:val="28"/>
+              </w:rPr>
+              <w:t>HT</w:t>
+            </w:r>
+          </w:p>
+        </w:tc>
+        <w:tc>
+          <w:tcPr>
+            <w:tcW w:w="3686" w:type="dxa"/>
+            <w:shd w:val="clear" w:color="auto" w:fill="D9E1F2"/>
+          </w:tcPr>
+          <w:p>
+            <w:pPr>
+              <w:rPr>
+                <w:szCs w:val="28"/>
+              </w:rPr>
+            </w:pPr>
+            <w:r>
+              <w:rPr>
+                <w:color w:val="000000"/>
+                <w:szCs w:val="28"/>
+              </w:rPr>
+              <w:t>Historia Técnica</w:t>
             </w:r>
           </w:p>
         </w:tc>
@@ -4473,86 +4491,85 @@
       <w:tr>
         <w:tc>
           <w:tcPr>
-            <w:cnfStyle w:val="001000000000" w:firstRow="0" w:lastRow="0" w:firstColumn="1" w:lastColumn="0" w:oddVBand="0" w:evenVBand="0" w:oddHBand="0" w:evenHBand="0" w:firstRowFirstColumn="0" w:firstRowLastColumn="0" w:lastRowFirstColumn="0" w:lastRowLastColumn="0"/>
-            <w:tcW w:w="0" w:type="auto"/>
-            <w:shd w:val="clear" w:color="auto" w:fill="B8CCE4" w:themeFill="accent1" w:themeFillTint="66"/>
-            <w:hideMark/>
-          </w:tcPr>
-          <w:p>
-            <w:pPr>
-              <w:spacing w:line="276" w:lineRule="auto"/>
-              <w:rPr>
-                <w:b w:val="0"/>
-                <w:bCs w:val="0"/>
-              </w:rPr>
-            </w:pPr>
-            <w:r>
-              <w:rPr>
-                <w:b w:val="0"/>
-                <w:bCs w:val="0"/>
-              </w:rPr>
-              <w:t>HT</w:t>
-            </w:r>
-          </w:p>
-        </w:tc>
-        <w:tc>
-          <w:tcPr>
-            <w:tcW w:w="8179" w:type="dxa"/>
-            <w:shd w:val="clear" w:color="auto" w:fill="FFFFFF" w:themeFill="background1"/>
-            <w:hideMark/>
-          </w:tcPr>
-          <w:p>
-            <w:pPr>
-              <w:spacing w:line="276" w:lineRule="auto"/>
-              <w:cnfStyle w:val="000000000000" w:firstRow="0" w:lastRow="0" w:firstColumn="0" w:lastColumn="0" w:oddVBand="0" w:evenVBand="0" w:oddHBand="0" w:evenHBand="0" w:firstRowFirstColumn="0" w:firstRowLastColumn="0" w:lastRowFirstColumn="0" w:lastRowLastColumn="0"/>
-            </w:pPr>
-            <w:r>
-              <w:t>Historia Técnica</w:t>
+            <w:tcW w:w="1242" w:type="dxa"/>
+            <w:shd w:val="clear" w:color="auto" w:fill="FFFFFF"/>
+          </w:tcPr>
+          <w:p>
+            <w:pPr>
+              <w:rPr>
+                <w:szCs w:val="28"/>
+              </w:rPr>
+            </w:pPr>
+            <w:r>
+              <w:rPr>
+                <w:b/>
+                <w:color w:val="000000"/>
+                <w:szCs w:val="28"/>
+              </w:rPr>
+              <w:t>PLN-REA</w:t>
+            </w:r>
+          </w:p>
+        </w:tc>
+        <w:tc>
+          <w:tcPr>
+            <w:tcW w:w="3686" w:type="dxa"/>
+            <w:shd w:val="clear" w:color="auto" w:fill="FFFFFF"/>
+          </w:tcPr>
+          <w:p>
+            <w:pPr>
+              <w:rPr>
+                <w:szCs w:val="28"/>
+              </w:rPr>
+            </w:pPr>
+            <w:r>
+              <w:rPr>
+                <w:color w:val="000000"/>
+                <w:szCs w:val="28"/>
+              </w:rPr>
+              <w:t>Planificado-Realizado</w:t>
             </w:r>
           </w:p>
         </w:tc>
       </w:tr>
       <w:tr>
-        <w:trPr>
-          <w:cnfStyle w:val="000000100000" w:firstRow="0" w:lastRow="0" w:firstColumn="0" w:lastColumn="0" w:oddVBand="0" w:evenVBand="0" w:oddHBand="1" w:evenHBand="0" w:firstRowFirstColumn="0" w:firstRowLastColumn="0" w:lastRowFirstColumn="0" w:lastRowLastColumn="0"/>
-        </w:trPr>
-        <w:tc>
-          <w:tcPr>
-            <w:cnfStyle w:val="001000000000" w:firstRow="0" w:lastRow="0" w:firstColumn="1" w:lastColumn="0" w:oddVBand="0" w:evenVBand="0" w:oddHBand="0" w:evenHBand="0" w:firstRowFirstColumn="0" w:firstRowLastColumn="0" w:lastRowFirstColumn="0" w:lastRowLastColumn="0"/>
-            <w:tcW w:w="0" w:type="auto"/>
-            <w:shd w:val="clear" w:color="auto" w:fill="B8CCE4" w:themeFill="accent1" w:themeFillTint="66"/>
-            <w:hideMark/>
-          </w:tcPr>
-          <w:p>
-            <w:pPr>
-              <w:spacing w:line="276" w:lineRule="auto"/>
-              <w:rPr>
-                <w:b w:val="0"/>
-                <w:bCs w:val="0"/>
-              </w:rPr>
-            </w:pPr>
-            <w:r>
-              <w:rPr>
-                <w:b w:val="0"/>
-                <w:bCs w:val="0"/>
-              </w:rPr>
-              <w:t>PLN-REA</w:t>
-            </w:r>
-          </w:p>
-        </w:tc>
-        <w:tc>
-          <w:tcPr>
-            <w:tcW w:w="8179" w:type="dxa"/>
-            <w:shd w:val="clear" w:color="auto" w:fill="FFFFFF" w:themeFill="background1"/>
-            <w:hideMark/>
-          </w:tcPr>
-          <w:p>
-            <w:pPr>
-              <w:spacing w:line="276" w:lineRule="auto"/>
-              <w:cnfStyle w:val="000000100000" w:firstRow="0" w:lastRow="0" w:firstColumn="0" w:lastColumn="0" w:oddVBand="0" w:evenVBand="0" w:oddHBand="1" w:evenHBand="0" w:firstRowFirstColumn="0" w:firstRowLastColumn="0" w:lastRowFirstColumn="0" w:lastRowLastColumn="0"/>
-            </w:pPr>
-            <w:r>
-              <w:t>Planificado-Realizado — prefijo del código de este documento</w:t>
+        <w:tc>
+          <w:tcPr>
+            <w:tcW w:w="1242" w:type="dxa"/>
+            <w:shd w:val="clear" w:color="auto" w:fill="D9E1F2"/>
+          </w:tcPr>
+          <w:p>
+            <w:pPr>
+              <w:rPr>
+                <w:szCs w:val="28"/>
+              </w:rPr>
+            </w:pPr>
+            <w:r>
+              <w:rPr>
+                <w:b/>
+                <w:color w:val="000000"/>
+                <w:szCs w:val="28"/>
+              </w:rPr>
+              <w:t>SPR</w:t>
+            </w:r>
+          </w:p>
+        </w:tc>
+        <w:tc>
+          <w:tcPr>
+            <w:tcW w:w="3686" w:type="dxa"/>
+            <w:shd w:val="clear" w:color="auto" w:fill="D9E1F2"/>
+          </w:tcPr>
+          <w:p>
+            <w:pPr>
+              <w:rPr>
+                <w:szCs w:val="28"/>
+              </w:rPr>
+            </w:pPr>
+            <w:r>
+              <w:rPr>
+                <w:color w:val="000000"/>
+                <w:szCs w:val="28"/>
+              </w:rPr>
+              <w:t>Sprint</w:t>
             </w:r>
           </w:p>
         </w:tc>
@@ -4560,86 +4577,85 @@
       <w:tr>
         <w:tc>
           <w:tcPr>
-            <w:cnfStyle w:val="001000000000" w:firstRow="0" w:lastRow="0" w:firstColumn="1" w:lastColumn="0" w:oddVBand="0" w:evenVBand="0" w:oddHBand="0" w:evenHBand="0" w:firstRowFirstColumn="0" w:firstRowLastColumn="0" w:lastRowFirstColumn="0" w:lastRowLastColumn="0"/>
-            <w:tcW w:w="0" w:type="auto"/>
-            <w:shd w:val="clear" w:color="auto" w:fill="B8CCE4" w:themeFill="accent1" w:themeFillTint="66"/>
-            <w:hideMark/>
-          </w:tcPr>
-          <w:p>
-            <w:pPr>
-              <w:spacing w:line="276" w:lineRule="auto"/>
-              <w:rPr>
-                <w:b w:val="0"/>
-                <w:bCs w:val="0"/>
-              </w:rPr>
-            </w:pPr>
-            <w:r>
-              <w:rPr>
-                <w:b w:val="0"/>
-                <w:bCs w:val="0"/>
-              </w:rPr>
-              <w:t>SPR</w:t>
-            </w:r>
-          </w:p>
-        </w:tc>
-        <w:tc>
-          <w:tcPr>
-            <w:tcW w:w="8179" w:type="dxa"/>
-            <w:shd w:val="clear" w:color="auto" w:fill="FFFFFF" w:themeFill="background1"/>
-            <w:hideMark/>
-          </w:tcPr>
-          <w:p>
-            <w:pPr>
-              <w:spacing w:line="276" w:lineRule="auto"/>
-              <w:cnfStyle w:val="000000000000" w:firstRow="0" w:lastRow="0" w:firstColumn="0" w:lastColumn="0" w:oddVBand="0" w:evenVBand="0" w:oddHBand="0" w:evenHBand="0" w:firstRowFirstColumn="0" w:firstRowLastColumn="0" w:lastRowFirstColumn="0" w:lastRowLastColumn="0"/>
-            </w:pPr>
-            <w:r>
-              <w:t>Sprint — iteración de desarrollo en metodología Scrum</w:t>
+            <w:tcW w:w="1242" w:type="dxa"/>
+            <w:shd w:val="clear" w:color="auto" w:fill="FFFFFF"/>
+          </w:tcPr>
+          <w:p>
+            <w:pPr>
+              <w:rPr>
+                <w:szCs w:val="28"/>
+              </w:rPr>
+            </w:pPr>
+            <w:r>
+              <w:rPr>
+                <w:b/>
+                <w:color w:val="000000"/>
+                <w:szCs w:val="28"/>
+              </w:rPr>
+              <w:t>RBAC</w:t>
+            </w:r>
+          </w:p>
+        </w:tc>
+        <w:tc>
+          <w:tcPr>
+            <w:tcW w:w="3686" w:type="dxa"/>
+            <w:shd w:val="clear" w:color="auto" w:fill="FFFFFF"/>
+          </w:tcPr>
+          <w:p>
+            <w:pPr>
+              <w:rPr>
+                <w:szCs w:val="28"/>
+              </w:rPr>
+            </w:pPr>
+            <w:r>
+              <w:rPr>
+                <w:color w:val="000000"/>
+                <w:szCs w:val="28"/>
+              </w:rPr>
+              <w:t>Role-Based Access Control</w:t>
             </w:r>
           </w:p>
         </w:tc>
       </w:tr>
       <w:tr>
-        <w:trPr>
-          <w:cnfStyle w:val="000000100000" w:firstRow="0" w:lastRow="0" w:firstColumn="0" w:lastColumn="0" w:oddVBand="0" w:evenVBand="0" w:oddHBand="1" w:evenHBand="0" w:firstRowFirstColumn="0" w:firstRowLastColumn="0" w:lastRowFirstColumn="0" w:lastRowLastColumn="0"/>
-        </w:trPr>
-        <w:tc>
-          <w:tcPr>
-            <w:cnfStyle w:val="001000000000" w:firstRow="0" w:lastRow="0" w:firstColumn="1" w:lastColumn="0" w:oddVBand="0" w:evenVBand="0" w:oddHBand="0" w:evenHBand="0" w:firstRowFirstColumn="0" w:firstRowLastColumn="0" w:lastRowFirstColumn="0" w:lastRowLastColumn="0"/>
-            <w:tcW w:w="0" w:type="auto"/>
-            <w:shd w:val="clear" w:color="auto" w:fill="B8CCE4" w:themeFill="accent1" w:themeFillTint="66"/>
-            <w:hideMark/>
-          </w:tcPr>
-          <w:p>
-            <w:pPr>
-              <w:spacing w:line="276" w:lineRule="auto"/>
-              <w:rPr>
-                <w:b w:val="0"/>
-                <w:bCs w:val="0"/>
-              </w:rPr>
-            </w:pPr>
-            <w:r>
-              <w:rPr>
-                <w:b w:val="0"/>
-                <w:bCs w:val="0"/>
-              </w:rPr>
-              <w:t>% Avance</w:t>
-            </w:r>
-          </w:p>
-        </w:tc>
-        <w:tc>
-          <w:tcPr>
-            <w:tcW w:w="8179" w:type="dxa"/>
-            <w:shd w:val="clear" w:color="auto" w:fill="FFFFFF" w:themeFill="background1"/>
-            <w:hideMark/>
-          </w:tcPr>
-          <w:p>
-            <w:pPr>
-              <w:spacing w:line="276" w:lineRule="auto"/>
-              <w:cnfStyle w:val="000000100000" w:firstRow="0" w:lastRow="0" w:firstColumn="0" w:lastColumn="0" w:oddVBand="0" w:evenVBand="0" w:oddHBand="1" w:evenHBand="0" w:firstRowFirstColumn="0" w:firstRowLastColumn="0" w:lastRowFirstColumn="0" w:lastRowLastColumn="0"/>
-            </w:pPr>
-            <w:r>
-              <w:t>Porcentaje de avance real sobre el planificado</w:t>
+        <w:tc>
+          <w:tcPr>
+            <w:tcW w:w="1242" w:type="dxa"/>
+            <w:shd w:val="clear" w:color="auto" w:fill="D9E1F2"/>
+          </w:tcPr>
+          <w:p>
+            <w:pPr>
+              <w:rPr>
+                <w:szCs w:val="28"/>
+              </w:rPr>
+            </w:pPr>
+            <w:r>
+              <w:rPr>
+                <w:b/>
+                <w:color w:val="000000"/>
+                <w:szCs w:val="28"/>
+              </w:rPr>
+              <w:t>API</w:t>
+            </w:r>
+          </w:p>
+        </w:tc>
+        <w:tc>
+          <w:tcPr>
+            <w:tcW w:w="3686" w:type="dxa"/>
+            <w:shd w:val="clear" w:color="auto" w:fill="D9E1F2"/>
+          </w:tcPr>
+          <w:p>
+            <w:pPr>
+              <w:rPr>
+                <w:szCs w:val="28"/>
+              </w:rPr>
+            </w:pPr>
+            <w:r>
+              <w:rPr>
+                <w:color w:val="000000"/>
+                <w:szCs w:val="28"/>
+              </w:rPr>
+              <w:t>Application Programming Interface</w:t>
             </w:r>
           </w:p>
         </w:tc>
@@ -4647,86 +4663,223 @@
       <w:tr>
         <w:tc>
           <w:tcPr>
-            <w:cnfStyle w:val="001000000000" w:firstRow="0" w:lastRow="0" w:firstColumn="1" w:lastColumn="0" w:oddVBand="0" w:evenVBand="0" w:oddHBand="0" w:evenHBand="0" w:firstRowFirstColumn="0" w:firstRowLastColumn="0" w:lastRowFirstColumn="0" w:lastRowLastColumn="0"/>
-            <w:tcW w:w="0" w:type="auto"/>
-            <w:shd w:val="clear" w:color="auto" w:fill="B8CCE4" w:themeFill="accent1" w:themeFillTint="66"/>
-            <w:hideMark/>
-          </w:tcPr>
-          <w:p>
-            <w:pPr>
-              <w:spacing w:line="276" w:lineRule="auto"/>
-              <w:rPr>
-                <w:b w:val="0"/>
-                <w:bCs w:val="0"/>
-              </w:rPr>
-            </w:pPr>
-            <w:r>
-              <w:rPr>
-                <w:b w:val="0"/>
-                <w:bCs w:val="0"/>
-              </w:rPr>
-              <w:t>CI</w:t>
-            </w:r>
-          </w:p>
-        </w:tc>
-        <w:tc>
-          <w:tcPr>
-            <w:tcW w:w="8179" w:type="dxa"/>
-            <w:shd w:val="clear" w:color="auto" w:fill="FFFFFF" w:themeFill="background1"/>
-            <w:hideMark/>
-          </w:tcPr>
-          <w:p>
-            <w:pPr>
-              <w:spacing w:line="276" w:lineRule="auto"/>
-              <w:cnfStyle w:val="000000000000" w:firstRow="0" w:lastRow="0" w:firstColumn="0" w:lastColumn="0" w:oddVBand="0" w:evenVBand="0" w:oddHBand="0" w:evenHBand="0" w:firstRowFirstColumn="0" w:firstRowLastColumn="0" w:lastRowFirstColumn="0" w:lastRowLastColumn="0"/>
-            </w:pPr>
-            <w:r>
-              <w:t>Continuous Integration — integración continua</w:t>
+            <w:tcW w:w="1242" w:type="dxa"/>
+            <w:shd w:val="clear" w:color="auto" w:fill="FFFFFF"/>
+          </w:tcPr>
+          <w:p>
+            <w:pPr>
+              <w:rPr>
+                <w:szCs w:val="28"/>
+              </w:rPr>
+            </w:pPr>
+            <w:r>
+              <w:rPr>
+                <w:b/>
+                <w:color w:val="000000"/>
+                <w:szCs w:val="28"/>
+              </w:rPr>
+              <w:t>BD</w:t>
+            </w:r>
+          </w:p>
+        </w:tc>
+        <w:tc>
+          <w:tcPr>
+            <w:tcW w:w="3686" w:type="dxa"/>
+            <w:shd w:val="clear" w:color="auto" w:fill="FFFFFF"/>
+          </w:tcPr>
+          <w:p>
+            <w:pPr>
+              <w:rPr>
+                <w:szCs w:val="28"/>
+              </w:rPr>
+            </w:pPr>
+            <w:r>
+              <w:rPr>
+                <w:color w:val="000000"/>
+                <w:szCs w:val="28"/>
+              </w:rPr>
+              <w:t>Base de Datos</w:t>
             </w:r>
           </w:p>
         </w:tc>
       </w:tr>
       <w:tr>
-        <w:trPr>
-          <w:cnfStyle w:val="000000100000" w:firstRow="0" w:lastRow="0" w:firstColumn="0" w:lastColumn="0" w:oddVBand="0" w:evenVBand="0" w:oddHBand="1" w:evenHBand="0" w:firstRowFirstColumn="0" w:firstRowLastColumn="0" w:lastRowFirstColumn="0" w:lastRowLastColumn="0"/>
-        </w:trPr>
-        <w:tc>
-          <w:tcPr>
-            <w:cnfStyle w:val="001000000000" w:firstRow="0" w:lastRow="0" w:firstColumn="1" w:lastColumn="0" w:oddVBand="0" w:evenVBand="0" w:oddHBand="0" w:evenHBand="0" w:firstRowFirstColumn="0" w:firstRowLastColumn="0" w:lastRowFirstColumn="0" w:lastRowLastColumn="0"/>
-            <w:tcW w:w="0" w:type="auto"/>
-            <w:shd w:val="clear" w:color="auto" w:fill="B8CCE4" w:themeFill="accent1" w:themeFillTint="66"/>
-            <w:hideMark/>
-          </w:tcPr>
-          <w:p>
-            <w:pPr>
-              <w:spacing w:line="276" w:lineRule="auto"/>
-              <w:rPr>
-                <w:b w:val="0"/>
-                <w:bCs w:val="0"/>
-              </w:rPr>
-            </w:pPr>
-            <w:r>
-              <w:rPr>
-                <w:b w:val="0"/>
-                <w:bCs w:val="0"/>
-              </w:rPr>
-              <w:t>BD</w:t>
-            </w:r>
-          </w:p>
-        </w:tc>
-        <w:tc>
-          <w:tcPr>
-            <w:tcW w:w="8179" w:type="dxa"/>
-            <w:shd w:val="clear" w:color="auto" w:fill="FFFFFF" w:themeFill="background1"/>
-            <w:hideMark/>
-          </w:tcPr>
-          <w:p>
-            <w:pPr>
-              <w:spacing w:line="276" w:lineRule="auto"/>
-              <w:cnfStyle w:val="000000100000" w:firstRow="0" w:lastRow="0" w:firstColumn="0" w:lastColumn="0" w:oddVBand="0" w:evenVBand="0" w:oddHBand="1" w:evenHBand="0" w:firstRowFirstColumn="0" w:firstRowLastColumn="0" w:lastRowFirstColumn="0" w:lastRowLastColumn="0"/>
-            </w:pPr>
-            <w:r>
-              <w:t>Base de Datos</w:t>
+        <w:tc>
+          <w:tcPr>
+            <w:tcW w:w="1242" w:type="dxa"/>
+            <w:shd w:val="clear" w:color="auto" w:fill="D9E1F2"/>
+          </w:tcPr>
+          <w:p>
+            <w:pPr>
+              <w:rPr>
+                <w:szCs w:val="28"/>
+              </w:rPr>
+            </w:pPr>
+            <w:r>
+              <w:rPr>
+                <w:b/>
+                <w:color w:val="000000"/>
+                <w:szCs w:val="28"/>
+              </w:rPr>
+              <w:t>CI</w:t>
+            </w:r>
+          </w:p>
+        </w:tc>
+        <w:tc>
+          <w:tcPr>
+            <w:tcW w:w="3686" w:type="dxa"/>
+            <w:shd w:val="clear" w:color="auto" w:fill="D9E1F2"/>
+          </w:tcPr>
+          <w:p>
+            <w:pPr>
+              <w:rPr>
+                <w:szCs w:val="28"/>
+              </w:rPr>
+            </w:pPr>
+            <w:r>
+              <w:rPr>
+                <w:color w:val="000000"/>
+                <w:szCs w:val="28"/>
+              </w:rPr>
+              <w:t>Continuous Integration</w:t>
+            </w:r>
+          </w:p>
+        </w:tc>
+      </w:tr>
+      <w:tr>
+        <w:tc>
+          <w:tcPr>
+            <w:tcW w:w="1242" w:type="dxa"/>
+            <w:shd w:val="clear" w:color="auto" w:fill="FFFFFF"/>
+          </w:tcPr>
+          <w:p>
+            <w:pPr>
+              <w:rPr>
+                <w:szCs w:val="28"/>
+              </w:rPr>
+            </w:pPr>
+            <w:r>
+              <w:rPr>
+                <w:b/>
+                <w:color w:val="000000"/>
+                <w:szCs w:val="28"/>
+              </w:rPr>
+              <w:t>CRUD</w:t>
+            </w:r>
+          </w:p>
+        </w:tc>
+        <w:tc>
+          <w:tcPr>
+            <w:tcW w:w="3686" w:type="dxa"/>
+            <w:shd w:val="clear" w:color="auto" w:fill="FFFFFF"/>
+          </w:tcPr>
+          <w:p>
+            <w:pPr>
+              <w:rPr>
+                <w:szCs w:val="28"/>
+              </w:rPr>
+            </w:pPr>
+            <w:r>
+              <w:rPr>
+                <w:color w:val="000000"/>
+                <w:szCs w:val="28"/>
+              </w:rPr>
+              <w:t xml:space="preserve">Create, Read, Update, </w:t>
+            </w:r>
+            <w:proofErr w:type="spellStart"/>
+            <w:r>
+              <w:rPr>
+                <w:color w:val="000000"/>
+                <w:szCs w:val="28"/>
+              </w:rPr>
+              <w:t>Delete</w:t>
+            </w:r>
+            <w:proofErr w:type="spellEnd"/>
+          </w:p>
+        </w:tc>
+      </w:tr>
+      <w:tr>
+        <w:tc>
+          <w:tcPr>
+            <w:tcW w:w="1242" w:type="dxa"/>
+            <w:shd w:val="clear" w:color="auto" w:fill="D9E1F2"/>
+          </w:tcPr>
+          <w:p>
+            <w:pPr>
+              <w:rPr>
+                <w:szCs w:val="28"/>
+              </w:rPr>
+            </w:pPr>
+            <w:r>
+              <w:rPr>
+                <w:b/>
+                <w:color w:val="000000"/>
+                <w:szCs w:val="28"/>
+              </w:rPr>
+              <w:t>JWT</w:t>
+            </w:r>
+          </w:p>
+        </w:tc>
+        <w:tc>
+          <w:tcPr>
+            <w:tcW w:w="3686" w:type="dxa"/>
+            <w:shd w:val="clear" w:color="auto" w:fill="D9E1F2"/>
+          </w:tcPr>
+          <w:p>
+            <w:pPr>
+              <w:rPr>
+                <w:szCs w:val="28"/>
+              </w:rPr>
+            </w:pPr>
+            <w:r>
+              <w:rPr>
+                <w:color w:val="000000"/>
+                <w:szCs w:val="28"/>
+              </w:rPr>
+              <w:t>JSON Web Token</w:t>
+            </w:r>
+          </w:p>
+        </w:tc>
+      </w:tr>
+      <w:tr>
+        <w:tc>
+          <w:tcPr>
+            <w:tcW w:w="1242" w:type="dxa"/>
+            <w:shd w:val="clear" w:color="auto" w:fill="FFFFFF"/>
+          </w:tcPr>
+          <w:p>
+            <w:pPr>
+              <w:rPr>
+                <w:szCs w:val="28"/>
+              </w:rPr>
+            </w:pPr>
+            <w:r>
+              <w:rPr>
+                <w:b/>
+                <w:color w:val="000000"/>
+                <w:szCs w:val="28"/>
+              </w:rPr>
+              <w:t>PDF</w:t>
+            </w:r>
+          </w:p>
+        </w:tc>
+        <w:tc>
+          <w:tcPr>
+            <w:tcW w:w="3686" w:type="dxa"/>
+            <w:shd w:val="clear" w:color="auto" w:fill="FFFFFF"/>
+          </w:tcPr>
+          <w:p>
+            <w:pPr>
+              <w:rPr>
+                <w:szCs w:val="28"/>
+              </w:rPr>
+            </w:pPr>
+            <w:r>
+              <w:rPr>
+                <w:color w:val="000000"/>
+                <w:szCs w:val="28"/>
+              </w:rPr>
+              <w:t>Portable Document Format</w:t>
             </w:r>
           </w:p>
         </w:tc>
